--- a/resumes/interessement-2026.docx
+++ b/resumes/interessement-2026.docx
@@ -31,7 +31,7 @@
           <w:b/>
           <w:i w:val="0"/>
         </w:rPr>
-        <w:t>Signé le 29 mai 2026 par l'ICO (Mario CAMPONE) et CGT-FO et CFE-CGC. Sud Santé-Sociaux n'a pas signé.</w:t>
+        <w:t>Signé le 29 mai 2026 par l'ICO (Mario CAMPONE), CGT-FO et CFE-CGC.</w:t>
       </w:r>
       <w:r>
         <w:rPr>
@@ -1074,7 +1074,174 @@
           <w:b w:val="0"/>
           <w:i w:val="0"/>
         </w:rPr>
-        <w:t xml:space="preserve"> ou assimilé (CP, jours fériés, RTT, formations, congés maternité/paternité, AT/MP, heures de délégation, jours de grève — mais pas les maladies ordinaires ni les absences non rémunérées)</w:t>
+        <w:t xml:space="preserve"> ou assimilé (CP, jours fériés, RTT, formations, congés maternité/paternité, AT/MP, heures de délégation, jours de grève — mais pas les maladies ordinaires ni les absences non rémunérées), </w:t>
+      </w:r>
+      <w:r>
+        <w:rPr>
+          <w:b/>
+          <w:i w:val="0"/>
+        </w:rPr>
+        <w:t>à l'exclusion des heures supplémentaires</w:t>
+      </w:r>
+      <w:r>
+        <w:rPr>
+          <w:b w:val="0"/>
+          <w:i w:val="0"/>
+        </w:rPr>
+        <w:t xml:space="preserve"> pour les salariés à temps complet </w:t>
+      </w:r>
+      <w:r>
+        <w:rPr>
+          <w:b w:val="0"/>
+          <w:i/>
+          <w:color w:val="5B6578"/>
+        </w:rPr>
+        <w:t>(Art. 5)</w:t>
+      </w:r>
+    </w:p>
+    <w:p>
+      <w:r>
+        <w:rPr>
+          <w:color w:val="5B6578"/>
+          <w:sz w:val="16"/>
+        </w:rPr>
+        <w:t>────────────────────────────────────────</w:t>
+      </w:r>
+    </w:p>
+    <w:p>
+      <w:pPr>
+        <w:pStyle w:val="Heading2"/>
+      </w:pPr>
+      <w:r>
+        <w:rPr>
+          <w:b w:val="0"/>
+          <w:i w:val="0"/>
+        </w:rPr>
+        <w:t xml:space="preserve">Plafonds </w:t>
+      </w:r>
+      <w:r>
+        <w:rPr>
+          <w:b w:val="0"/>
+          <w:i/>
+          <w:color w:val="5B6578"/>
+        </w:rPr>
+        <w:t>(Art. 6)</w:t>
+      </w:r>
+    </w:p>
+    <w:p>
+      <w:pPr>
+        <w:pStyle w:val="ListBullet"/>
+      </w:pPr>
+      <w:r>
+        <w:rPr>
+          <w:b/>
+          <w:i w:val="0"/>
+        </w:rPr>
+        <w:t>Plafond global</w:t>
+      </w:r>
+      <w:r>
+        <w:rPr>
+          <w:b w:val="0"/>
+          <w:i w:val="0"/>
+        </w:rPr>
+        <w:t xml:space="preserve"> : le montant total distribué à l'ensemble des salariés ne peut pas dépasser </w:t>
+      </w:r>
+      <w:r>
+        <w:rPr>
+          <w:b/>
+          <w:i w:val="0"/>
+        </w:rPr>
+        <w:t>20 % de la masse des salaires bruts</w:t>
+      </w:r>
+      <w:r>
+        <w:rPr>
+          <w:b w:val="0"/>
+          <w:i w:val="0"/>
+        </w:rPr>
+        <w:t xml:space="preserve"> versés aux salariés couverts par l'accord </w:t>
+      </w:r>
+      <w:r>
+        <w:rPr>
+          <w:b w:val="0"/>
+          <w:i/>
+          <w:color w:val="5B6578"/>
+        </w:rPr>
+        <w:t>(Art. 6-1)</w:t>
+      </w:r>
+    </w:p>
+    <w:p>
+      <w:pPr>
+        <w:pStyle w:val="ListBullet"/>
+      </w:pPr>
+      <w:r>
+        <w:rPr>
+          <w:b/>
+          <w:i w:val="0"/>
+        </w:rPr>
+        <w:t>Plafond individuel</w:t>
+      </w:r>
+      <w:r>
+        <w:rPr>
+          <w:b w:val="0"/>
+          <w:i w:val="0"/>
+        </w:rPr>
+        <w:t xml:space="preserve"> : votre prime d'intéressement ne peut pas dépasser </w:t>
+      </w:r>
+      <w:r>
+        <w:rPr>
+          <w:b/>
+          <w:i w:val="0"/>
+        </w:rPr>
+        <w:t>la moitié du plafond annuel de la sécurité sociale (PASS)</w:t>
+      </w:r>
+      <w:r>
+        <w:rPr>
+          <w:b w:val="0"/>
+          <w:i w:val="0"/>
+        </w:rPr>
+        <w:t xml:space="preserve"> en vigueur pour l'exercice concerné — proraté si vous n'avez pas une année complète de présence </w:t>
+      </w:r>
+      <w:r>
+        <w:rPr>
+          <w:b w:val="0"/>
+          <w:i/>
+          <w:color w:val="5B6578"/>
+        </w:rPr>
+        <w:t>(Art. 6-2)</w:t>
+      </w:r>
+    </w:p>
+    <w:p>
+      <w:pPr>
+        <w:pStyle w:val="ListBullet"/>
+      </w:pPr>
+      <w:r>
+        <w:rPr>
+          <w:b w:val="0"/>
+          <w:i w:val="0"/>
+        </w:rPr>
+        <w:t xml:space="preserve">En cas de dépassement, votre prime est automatiquement ramenée à ce plafond, </w:t>
+      </w:r>
+      <w:r>
+        <w:rPr>
+          <w:b/>
+          <w:i w:val="0"/>
+        </w:rPr>
+        <w:t>sans compensation ni report</w:t>
+      </w:r>
+      <w:r>
+        <w:rPr>
+          <w:b w:val="0"/>
+          <w:i w:val="0"/>
+        </w:rPr>
+        <w:t xml:space="preserve"> sur les autres salariés ou dans le temps </w:t>
+      </w:r>
+      <w:r>
+        <w:rPr>
+          <w:b w:val="0"/>
+          <w:i/>
+          <w:color w:val="5B6578"/>
+        </w:rPr>
+        <w:t>(Art. 6-2)</w:t>
       </w:r>
     </w:p>
     <w:p>
@@ -1225,6 +1392,277 @@
       </w:r>
     </w:p>
     <w:p>
+      <w:pPr>
+        <w:pStyle w:val="Heading2"/>
+      </w:pPr>
+      <w:r>
+        <w:rPr>
+          <w:b w:val="0"/>
+          <w:i w:val="0"/>
+        </w:rPr>
+        <w:t>Suivi de l'accord</w:t>
+      </w:r>
+    </w:p>
+    <w:p>
+      <w:pPr>
+        <w:pStyle w:val="ListBullet"/>
+      </w:pPr>
+      <w:r>
+        <w:rPr>
+          <w:b/>
+          <w:i w:val="0"/>
+        </w:rPr>
+        <w:t>Information du CSE Central</w:t>
+      </w:r>
+      <w:r>
+        <w:rPr>
+          <w:b w:val="0"/>
+          <w:i w:val="0"/>
+        </w:rPr>
+        <w:t xml:space="preserve"> : l'application de l'accord est suivie par le CSE Central, qui se réunit chaque fois qu'il y a lieu de calculer ou de répartir l'intéressement ; les éléments de calcul lui sont transmis au moins 8 jours avant la réunion </w:t>
+      </w:r>
+      <w:r>
+        <w:rPr>
+          <w:b w:val="0"/>
+          <w:i/>
+          <w:color w:val="5B6578"/>
+        </w:rPr>
+        <w:t>(Art. 8.1)</w:t>
+      </w:r>
+    </w:p>
+    <w:p>
+      <w:pPr>
+        <w:pStyle w:val="ListBullet"/>
+      </w:pPr>
+      <w:r>
+        <w:rPr>
+          <w:b/>
+          <w:i w:val="0"/>
+        </w:rPr>
+        <w:t>Bilan annuel</w:t>
+      </w:r>
+      <w:r>
+        <w:rPr>
+          <w:b w:val="0"/>
+          <w:i w:val="0"/>
+        </w:rPr>
+        <w:t xml:space="preserve"> : les résultats annuels de l'intéressement font l'objet d'un bilan présenté en CSE Central, indiquant le montant attribué et le nombre de bénéficiaires </w:t>
+      </w:r>
+      <w:r>
+        <w:rPr>
+          <w:b w:val="0"/>
+          <w:i/>
+          <w:color w:val="5B6578"/>
+        </w:rPr>
+        <w:t>(Art. 8.1)</w:t>
+      </w:r>
+    </w:p>
+    <w:p>
+      <w:pPr>
+        <w:pStyle w:val="ListBullet"/>
+      </w:pPr>
+      <w:r>
+        <w:rPr>
+          <w:b/>
+          <w:i w:val="0"/>
+        </w:rPr>
+        <w:t>Fiche individuelle</w:t>
+      </w:r>
+      <w:r>
+        <w:rPr>
+          <w:b w:val="0"/>
+          <w:i w:val="0"/>
+        </w:rPr>
+        <w:t xml:space="preserve"> : chaque salarié reçoit une fiche détaillant le calcul de sa prime (montant global, montant moyen, droits individuels, CSG/CRDS, délai de réponse) </w:t>
+      </w:r>
+      <w:r>
+        <w:rPr>
+          <w:b w:val="0"/>
+          <w:i/>
+          <w:color w:val="5B6578"/>
+        </w:rPr>
+        <w:t>(Art. 8.2)</w:t>
+      </w:r>
+    </w:p>
+    <w:p>
+      <w:pPr>
+        <w:pStyle w:val="ListBullet"/>
+      </w:pPr>
+      <w:r>
+        <w:rPr>
+          <w:b/>
+          <w:i w:val="0"/>
+        </w:rPr>
+        <w:t>Clause de revoyure sur les indicateurs</w:t>
+      </w:r>
+      <w:r>
+        <w:rPr>
+          <w:b w:val="0"/>
+          <w:i w:val="0"/>
+        </w:rPr>
+        <w:t xml:space="preserve"> : en cas de modification ou d'abandon d'un indicateur par la HAS, la Direction s'engage à réunir rapidement les partenaires sociaux pour définir un indicateur équivalent </w:t>
+      </w:r>
+      <w:r>
+        <w:rPr>
+          <w:b w:val="0"/>
+          <w:i/>
+          <w:color w:val="5B6578"/>
+        </w:rPr>
+        <w:t>(Art. 4.1)</w:t>
+      </w:r>
+    </w:p>
+    <w:p>
+      <w:pPr>
+        <w:pStyle w:val="ListBullet"/>
+      </w:pPr>
+      <w:r>
+        <w:rPr>
+          <w:b/>
+          <w:i w:val="0"/>
+        </w:rPr>
+        <w:t>Supplément d'intéressement</w:t>
+      </w:r>
+      <w:r>
+        <w:rPr>
+          <w:b w:val="0"/>
+          <w:i w:val="0"/>
+        </w:rPr>
+        <w:t xml:space="preserve"> : en cas d'intention de verser un supplément, la Direction s'engage à ouvrir une négociation avec les délégués syndicaux </w:t>
+      </w:r>
+      <w:r>
+        <w:rPr>
+          <w:b w:val="0"/>
+          <w:i/>
+          <w:color w:val="5B6578"/>
+        </w:rPr>
+        <w:t>(Art. 4.3)</w:t>
+      </w:r>
+    </w:p>
+    <w:p>
+      <w:pPr>
+        <w:pStyle w:val="ListBullet"/>
+      </w:pPr>
+      <w:r>
+        <w:rPr>
+          <w:b/>
+          <w:i w:val="0"/>
+        </w:rPr>
+        <w:t>Règlement des différends</w:t>
+      </w:r>
+      <w:r>
+        <w:rPr>
+          <w:b w:val="0"/>
+          <w:i w:val="0"/>
+        </w:rPr>
+        <w:t xml:space="preserve"> : tout salarié peut saisir le Directeur Général par courrier ; le litige et la réponse apportée sont communiqués aux délégués syndicaux signataires ; un bilan annuel des litiges éventuels est présenté lors de la NAO </w:t>
+      </w:r>
+      <w:r>
+        <w:rPr>
+          <w:b w:val="0"/>
+          <w:i/>
+          <w:color w:val="5B6578"/>
+        </w:rPr>
+        <w:t>(Art. 9.2)</w:t>
+      </w:r>
+    </w:p>
+    <w:p>
+      <w:pPr>
+        <w:pStyle w:val="ListBullet"/>
+      </w:pPr>
+      <w:r>
+        <w:rPr>
+          <w:b/>
+          <w:i w:val="0"/>
+        </w:rPr>
+        <w:t>Révision</w:t>
+      </w:r>
+      <w:r>
+        <w:rPr>
+          <w:b w:val="0"/>
+          <w:i w:val="0"/>
+        </w:rPr>
+        <w:t xml:space="preserve"> : toute demande doit être accompagnée d'un projet de rédaction nouvelle ; les parties doivent se rencontrer dans les 3 mois ; une nouvelle négociation est obligatoire sans délai en cas d'évolution légale/réglementaire modifiant l'équilibre financier de l'accord </w:t>
+      </w:r>
+      <w:r>
+        <w:rPr>
+          <w:b w:val="0"/>
+          <w:i/>
+          <w:color w:val="5B6578"/>
+        </w:rPr>
+        <w:t>(Art. 9.3)</w:t>
+      </w:r>
+    </w:p>
+    <w:p>
+      <w:pPr>
+        <w:pStyle w:val="ListBullet"/>
+      </w:pPr>
+      <w:r>
+        <w:rPr>
+          <w:b/>
+          <w:i w:val="0"/>
+        </w:rPr>
+        <w:t>Dénonciation</w:t>
+      </w:r>
+      <w:r>
+        <w:rPr>
+          <w:b w:val="0"/>
+          <w:i w:val="0"/>
+        </w:rPr>
+        <w:t xml:space="preserve"> : possible à tout moment, doit être motivée, préavis de 3 mois puis maintien des effets pendant 1 an </w:t>
+      </w:r>
+      <w:r>
+        <w:rPr>
+          <w:b w:val="0"/>
+          <w:i/>
+          <w:color w:val="5B6578"/>
+        </w:rPr>
+        <w:t>(Art. 9.4)</w:t>
+      </w:r>
+    </w:p>
+    <w:p>
+      <w:pPr>
+        <w:pStyle w:val="ListBullet"/>
+      </w:pPr>
+      <w:r>
+        <w:rPr>
+          <w:b/>
+          <w:i w:val="0"/>
+        </w:rPr>
+        <w:t>Durée</w:t>
+      </w:r>
+      <w:r>
+        <w:rPr>
+          <w:b w:val="0"/>
+          <w:i w:val="0"/>
+        </w:rPr>
+        <w:t xml:space="preserve"> : accord à durée déterminée couvrant les exercices comptables 2026, 2027 et 2028 </w:t>
+      </w:r>
+      <w:r>
+        <w:rPr>
+          <w:b w:val="0"/>
+          <w:i/>
+          <w:color w:val="5B6578"/>
+        </w:rPr>
+        <w:t>(Préambule)</w:t>
+      </w:r>
+      <w:r>
+        <w:rPr>
+          <w:b w:val="0"/>
+          <w:i w:val="0"/>
+        </w:rPr>
+        <w:t>.</w:t>
+      </w:r>
+    </w:p>
+    <w:p>
+      <w:r>
+        <w:rPr>
+          <w:color w:val="5B6578"/>
+          <w:sz w:val="16"/>
+        </w:rPr>
+        <w:t>────────────────────────────────────────</w:t>
+      </w:r>
+    </w:p>
+    <w:p>
       <w:r>
         <w:rPr>
           <w:b w:val="0"/>
@@ -1232,6 +1670,32 @@
           <w:color w:val="5B6578"/>
         </w:rPr>
         <w:t>Source : Accord d'intéressement (29/05/2026), signé CGT-FO, CFE-CGC. Couvre les exercices 2026, 2027 et 2028.</w:t>
+      </w:r>
+    </w:p>
+    <w:p>
+      <w:r>
+        <w:rPr>
+          <w:b w:val="0"/>
+          <w:i/>
+          <w:color w:val="5B6578"/>
+        </w:rPr>
+        <w:t xml:space="preserve">Les références entre parenthèses renvoient aux articles de l'accord. Seul le texte intégral fait référence : </w:t>
+      </w:r>
+      <w:r>
+        <w:rPr>
+          <w:b w:val="0"/>
+          <w:i/>
+          <w:color w:val="5B6578"/>
+        </w:rPr>
+        <w:t>accord complet (PDF)</w:t>
+      </w:r>
+      <w:r>
+        <w:rPr>
+          <w:b w:val="0"/>
+          <w:i/>
+          <w:color w:val="5B6578"/>
+        </w:rPr>
+        <w:t>.</w:t>
       </w:r>
     </w:p>
     <w:sectPr>

--- a/resumes/interessement-2026.docx
+++ b/resumes/interessement-2026.docx
@@ -10,7 +10,7 @@
         <w:rPr>
           <w:color w:val="14203A"/>
         </w:rPr>
-        <w:t>Intéressement</w:t>
+        <w:t>Intéressement 2026</w:t>
       </w:r>
     </w:p>
     <w:p>
